--- a/biological-research/SYNTHESIS-treatment-convergence-oxygen-OPC-axis.docx
+++ b/biological-research/SYNTHESIS-treatment-convergence-oxygen-OPC-axis.docx
@@ -97,7 +97,7 @@
         <w:t xml:space="preserve"> </w:t>
       </w:r>
       <w:r>
-        <w:t xml:space="preserve">Preprint — submitted for open review</w:t>
+        <w:t xml:space="preserve">Preprint — rejected by medRxiv (out of scope)</w:t>
       </w:r>
     </w:p>
     <w:p>
